--- a/public/assets/raw_documents/ANEXO 04  Autorizacion de participacion para miembros juveniles menores de edad.docx
+++ b/public/assets/raw_documents/ANEXO 04  Autorizacion de participacion para miembros juveniles menores de edad.docx
@@ -1,6 +1,6 @@
 
 <file path=word/document.xml><?xml version="1.0" encoding="utf-8"?>
-<w:document xmlns:wpc="http://schemas.microsoft.com/office/word/2010/wordprocessingCanvas" xmlns:cx="http://schemas.microsoft.com/office/drawing/2014/chartex" xmlns:cx1="http://schemas.microsoft.com/office/drawing/2015/9/8/chartex" xmlns:cx2="http://schemas.microsoft.com/office/drawing/2015/10/21/chartex" xmlns:cx3="http://schemas.microsoft.com/office/drawing/2016/5/9/chartex" xmlns:cx4="http://schemas.microsoft.com/office/drawing/2016/5/10/chartex" xmlns:cx5="http://schemas.microsoft.com/office/drawing/2016/5/11/chartex" xmlns:cx6="http://schemas.microsoft.com/office/drawing/2016/5/12/chartex" xmlns:cx7="http://schemas.microsoft.com/office/drawing/2016/5/13/chartex" xmlns:cx8="http://schemas.microsoft.com/office/drawing/2016/5/14/chartex" xmlns:mc="http://schemas.openxmlformats.org/markup-compatibility/2006" xmlns:aink="http://schemas.microsoft.com/office/drawing/2016/ink" xmlns:am3d="http://schemas.microsoft.com/office/drawing/2017/model3d" xmlns:o="urn:schemas-microsoft-com:office:office" xmlns:oel="http://schemas.microsoft.com/office/2019/extlst" xmlns:r="http://schemas.openxmlformats.org/officeDocument/2006/relationships" xmlns:m="http://schemas.openxmlformats.org/officeDocument/2006/math" xmlns:v="urn:schemas-microsoft-com:vml" xmlns:wp14="http://schemas.microsoft.com/office/word/2010/wordprocessingDrawing" xmlns:wp="http://schemas.openxmlformats.org/drawingml/2006/wordprocessingDrawing" xmlns:w10="urn:schemas-microsoft-com:office:word" xmlns:w="http://schemas.openxmlformats.org/wordprocessingml/2006/main" xmlns:w14="http://schemas.microsoft.com/office/word/2010/wordml" xmlns:w15="http://schemas.microsoft.com/office/word/2012/wordml" xmlns:w16cex="http://schemas.microsoft.com/office/word/2018/wordml/cex" xmlns:w16cid="http://schemas.microsoft.com/office/word/2016/wordml/cid" xmlns:w16="http://schemas.microsoft.com/office/word/2018/wordml" xmlns:w16du="http://schemas.microsoft.com/office/word/2023/wordml/word16du" xmlns:w16sdtdh="http://schemas.microsoft.com/office/word/2020/wordml/sdtdatahash" xmlns:w16sdtfl="http://schemas.microsoft.com/office/word/2024/wordml/sdtformatlock" xmlns:w16se="http://schemas.microsoft.com/office/word/2015/wordml/symex" xmlns:wpg="http://schemas.microsoft.com/office/word/2010/wordprocessingGroup" xmlns:wpi="http://schemas.microsoft.com/office/word/2010/wordprocessingInk" xmlns:wne="http://schemas.microsoft.com/office/word/2006/wordml" xmlns:wps="http://schemas.microsoft.com/office/word/2010/wordprocessingShape" mc:Ignorable="w14 w15 w16se w16cid w16 w16cex w16sdtdh w16sdtfl w16du wp14">
+<w:document xmlns:wpc="http://schemas.microsoft.com/office/word/2010/wordprocessingCanvas" xmlns:cx="http://schemas.microsoft.com/office/drawing/2014/chartex" xmlns:cx1="http://schemas.microsoft.com/office/drawing/2015/9/8/chartex" xmlns:cx2="http://schemas.microsoft.com/office/drawing/2015/10/21/chartex" xmlns:cx3="http://schemas.microsoft.com/office/drawing/2016/5/9/chartex" xmlns:cx4="http://schemas.microsoft.com/office/drawing/2016/5/10/chartex" xmlns:cx5="http://schemas.microsoft.com/office/drawing/2016/5/11/chartex" xmlns:cx6="http://schemas.microsoft.com/office/drawing/2016/5/12/chartex" xmlns:cx7="http://schemas.microsoft.com/office/drawing/2016/5/13/chartex" xmlns:cx8="http://schemas.microsoft.com/office/drawing/2016/5/14/chartex" xmlns:mc="http://schemas.openxmlformats.org/markup-compatibility/2006" xmlns:aink="http://schemas.microsoft.com/office/drawing/2016/ink" xmlns:am3d="http://schemas.microsoft.com/office/drawing/2017/model3d" xmlns:o="urn:schemas-microsoft-com:office:office" xmlns:oel="http://schemas.microsoft.com/office/2019/extlst" xmlns:r="http://schemas.openxmlformats.org/officeDocument/2006/relationships" xmlns:m="http://schemas.openxmlformats.org/officeDocument/2006/math" xmlns:v="urn:schemas-microsoft-com:vml" xmlns:wp14="http://schemas.microsoft.com/office/word/2010/wordprocessingDrawing" xmlns:wp="http://schemas.openxmlformats.org/drawingml/2006/wordprocessingDrawing" xmlns:w10="urn:schemas-microsoft-com:office:word" xmlns:w="http://schemas.openxmlformats.org/wordprocessingml/2006/main" xmlns:w14="http://schemas.microsoft.com/office/word/2010/wordml" xmlns:w15="http://schemas.microsoft.com/office/word/2012/wordml" xmlns:w16cex="http://schemas.microsoft.com/office/word/2018/wordml/cex" xmlns:w16cid="http://schemas.microsoft.com/office/word/2016/wordml/cid" xmlns:w16="http://schemas.microsoft.com/office/word/2018/wordml" xmlns:w16du="http://schemas.microsoft.com/office/word/2023/wordml/word16du" xmlns:w16sdtdh="http://schemas.microsoft.com/office/word/2020/wordml/sdtdatahash" xmlns:w16se="http://schemas.microsoft.com/office/word/2015/wordml/symex" xmlns:wpg="http://schemas.microsoft.com/office/word/2010/wordprocessingGroup" xmlns:wpi="http://schemas.microsoft.com/office/word/2010/wordprocessingInk" xmlns:wne="http://schemas.microsoft.com/office/word/2006/wordml" xmlns:wps="http://schemas.microsoft.com/office/word/2010/wordprocessingShape" mc:Ignorable="w14 w15 w16se w16cid w16 w16cex w16sdtdh w16du wp14">
   <w:background w:color="FFFFFF"/>
   <w:body>
     <w:p>
@@ -184,6 +184,16 @@
           <w:szCs w:val="20"/>
           <w:shd w:val="clear" w:color="auto" w:fill="D9D9D9"/>
         </w:rPr>
+        <w:t xml:space="preserve">                                                                    </w:t>
+      </w:r>
+      <w:r>
+        <w:rPr>
+          <w:rFonts w:ascii="Arial" w:hAnsi="Arial" w:cs="Arial"/>
+          <w:noProof/>
+          <w:sz w:val="20"/>
+          <w:szCs w:val="20"/>
+          <w:shd w:val="clear" w:color="auto" w:fill="D9D9D9"/>
+        </w:rPr>
         <w:t> </w:t>
       </w:r>
       <w:r>
@@ -279,6 +289,15 @@
           <w:szCs w:val="20"/>
         </w:rPr>
         <w:t> </w:t>
+      </w:r>
+      <w:r>
+        <w:rPr>
+          <w:rFonts w:ascii="Arial" w:hAnsi="Arial" w:cs="Arial"/>
+          <w:noProof/>
+          <w:sz w:val="20"/>
+          <w:szCs w:val="20"/>
+        </w:rPr>
+        <w:t xml:space="preserve">                                       </w:t>
       </w:r>
       <w:r>
         <w:rPr>
@@ -658,77 +677,7 @@
           <w:sz w:val="20"/>
           <w:szCs w:val="20"/>
         </w:rPr>
-        <w:t xml:space="preserve">niña / </w:t>
-      </w:r>
-      <w:r>
-        <w:rPr>
-          <w:rFonts w:ascii="Arial" w:hAnsi="Arial" w:cs="Arial"/>
-          <w:sz w:val="20"/>
-          <w:szCs w:val="20"/>
-          <w:shd w:val="clear" w:color="auto" w:fill="CCCCCC"/>
-        </w:rPr>
-        <w:fldChar w:fldCharType="begin">
-          <w:ffData>
-            <w:name w:val="Marcar1"/>
-            <w:enabled/>
-            <w:calcOnExit w:val="0"/>
-            <w:checkBox>
-              <w:sizeAuto/>
-              <w:default w:val="0"/>
-            </w:checkBox>
-          </w:ffData>
-        </w:fldChar>
-      </w:r>
-      <w:r>
-        <w:rPr>
-          <w:rFonts w:ascii="Arial" w:hAnsi="Arial" w:cs="Arial"/>
-          <w:sz w:val="20"/>
-          <w:szCs w:val="20"/>
-          <w:shd w:val="clear" w:color="auto" w:fill="CCCCCC"/>
-        </w:rPr>
-        <w:instrText xml:space="preserve"> FORMCHECKBOX </w:instrText>
-      </w:r>
-      <w:r>
-        <w:rPr>
-          <w:rFonts w:ascii="Arial" w:hAnsi="Arial" w:cs="Arial"/>
-          <w:sz w:val="20"/>
-          <w:szCs w:val="20"/>
-          <w:shd w:val="clear" w:color="auto" w:fill="CCCCCC"/>
-        </w:rPr>
-      </w:r>
-      <w:r>
-        <w:rPr>
-          <w:rFonts w:ascii="Arial" w:hAnsi="Arial" w:cs="Arial"/>
-          <w:sz w:val="20"/>
-          <w:szCs w:val="20"/>
-          <w:shd w:val="clear" w:color="auto" w:fill="CCCCCC"/>
-        </w:rPr>
-        <w:fldChar w:fldCharType="separate"/>
-      </w:r>
-      <w:r>
-        <w:rPr>
-          <w:rFonts w:ascii="Arial" w:hAnsi="Arial" w:cs="Arial"/>
-          <w:sz w:val="20"/>
-          <w:szCs w:val="20"/>
-          <w:shd w:val="clear" w:color="auto" w:fill="CCCCCC"/>
-        </w:rPr>
-        <w:fldChar w:fldCharType="end"/>
-      </w:r>
-      <w:r>
-        <w:rPr>
-          <w:rFonts w:ascii="Arial" w:hAnsi="Arial" w:cs="Arial"/>
-          <w:sz w:val="20"/>
-          <w:szCs w:val="20"/>
-        </w:rPr>
-        <w:t xml:space="preserve"> </w:t>
-      </w:r>
-      <w:r>
-        <w:rPr>
-          <w:rFonts w:ascii="Arial" w:hAnsi="Arial" w:cs="Arial"/>
-          <w:sz w:val="20"/>
-          <w:szCs w:val="20"/>
-        </w:rPr>
-        <w:t>joven:</w:t>
+        <w:t>niña:</w:t>
       </w:r>
       <w:r>
         <w:rPr>
@@ -791,6 +740,16 @@
           <w:szCs w:val="20"/>
           <w:shd w:val="clear" w:color="auto" w:fill="D9D9D9"/>
         </w:rPr>
+        <w:t xml:space="preserve">                                                                       </w:t>
+      </w:r>
+      <w:r>
+        <w:rPr>
+          <w:rFonts w:ascii="Arial" w:hAnsi="Arial" w:cs="Arial"/>
+          <w:noProof/>
+          <w:sz w:val="20"/>
+          <w:szCs w:val="20"/>
+          <w:shd w:val="clear" w:color="auto" w:fill="D9D9D9"/>
+        </w:rPr>
         <w:t> </w:t>
       </w:r>
       <w:r>
@@ -922,6 +881,15 @@
           <w:sz w:val="20"/>
           <w:szCs w:val="20"/>
         </w:rPr>
+        <w:t xml:space="preserve">                                                     </w:t>
+      </w:r>
+      <w:r>
+        <w:rPr>
+          <w:rFonts w:ascii="Arial" w:hAnsi="Arial" w:cs="Arial"/>
+          <w:noProof/>
+          <w:sz w:val="20"/>
+          <w:szCs w:val="20"/>
+        </w:rPr>
         <w:t> </w:t>
       </w:r>
       <w:r>
@@ -1022,6 +990,15 @@
           <w:sz w:val="20"/>
           <w:szCs w:val="20"/>
         </w:rPr>
+        <w:t xml:space="preserve">             </w:t>
+      </w:r>
+      <w:r>
+        <w:rPr>
+          <w:rFonts w:ascii="Arial" w:hAnsi="Arial" w:cs="Arial"/>
+          <w:noProof/>
+          <w:sz w:val="20"/>
+          <w:szCs w:val="20"/>
+        </w:rPr>
         <w:t> </w:t>
       </w:r>
       <w:r>
@@ -1065,109 +1042,16 @@
           <w:sz w:val="20"/>
           <w:szCs w:val="20"/>
         </w:rPr>
-        <w:t>por medio de la presente, autorizo la participación de mi menor hijo(a) en la Actividad organizada por el Grupo Scout</w:t>
-      </w:r>
-      <w:r>
-        <w:rPr>
-          <w:rFonts w:ascii="Arial" w:hAnsi="Arial" w:cs="Arial"/>
-          <w:sz w:val="20"/>
-          <w:szCs w:val="20"/>
-        </w:rPr>
-        <w:t xml:space="preserve"> </w:t>
-      </w:r>
-      <w:r>
-        <w:rPr>
-          <w:rFonts w:ascii="Arial" w:hAnsi="Arial" w:cs="Arial"/>
-          <w:sz w:val="20"/>
-          <w:szCs w:val="20"/>
-        </w:rPr>
-        <w:fldChar w:fldCharType="begin">
-          <w:ffData>
-            <w:name w:val="Texto6"/>
-            <w:enabled/>
-            <w:calcOnExit w:val="0"/>
-            <w:textInput/>
-          </w:ffData>
-        </w:fldChar>
-      </w:r>
-      <w:bookmarkStart w:id="6" w:name="Texto6"/>
-      <w:r>
-        <w:rPr>
-          <w:rFonts w:ascii="Arial" w:hAnsi="Arial" w:cs="Arial"/>
-          <w:sz w:val="20"/>
-          <w:szCs w:val="20"/>
-        </w:rPr>
-        <w:instrText xml:space="preserve"> FORMTEXT </w:instrText>
-      </w:r>
-      <w:r>
-        <w:rPr>
-          <w:rFonts w:ascii="Arial" w:hAnsi="Arial" w:cs="Arial"/>
-          <w:sz w:val="20"/>
-          <w:szCs w:val="20"/>
-        </w:rPr>
-      </w:r>
-      <w:r>
-        <w:rPr>
-          <w:rFonts w:ascii="Arial" w:hAnsi="Arial" w:cs="Arial"/>
-          <w:sz w:val="20"/>
-          <w:szCs w:val="20"/>
-        </w:rPr>
-        <w:fldChar w:fldCharType="separate"/>
-      </w:r>
-      <w:r>
-        <w:rPr>
-          <w:rFonts w:ascii="Arial" w:hAnsi="Arial" w:cs="Arial"/>
-          <w:noProof/>
-          <w:sz w:val="20"/>
-          <w:szCs w:val="20"/>
-        </w:rPr>
-        <w:t> </w:t>
-      </w:r>
-      <w:r>
-        <w:rPr>
-          <w:rFonts w:ascii="Arial" w:hAnsi="Arial" w:cs="Arial"/>
-          <w:noProof/>
-          <w:sz w:val="20"/>
-          <w:szCs w:val="20"/>
-        </w:rPr>
-        <w:t> </w:t>
-      </w:r>
-      <w:r>
-        <w:rPr>
-          <w:rFonts w:ascii="Arial" w:hAnsi="Arial" w:cs="Arial"/>
-          <w:noProof/>
-          <w:sz w:val="20"/>
-          <w:szCs w:val="20"/>
-        </w:rPr>
-        <w:t> </w:t>
-      </w:r>
-      <w:r>
-        <w:rPr>
-          <w:rFonts w:ascii="Arial" w:hAnsi="Arial" w:cs="Arial"/>
-          <w:noProof/>
-          <w:sz w:val="20"/>
-          <w:szCs w:val="20"/>
-        </w:rPr>
-        <w:t> </w:t>
-      </w:r>
-      <w:r>
-        <w:rPr>
-          <w:rFonts w:ascii="Arial" w:hAnsi="Arial" w:cs="Arial"/>
-          <w:noProof/>
-          <w:sz w:val="20"/>
-          <w:szCs w:val="20"/>
-        </w:rPr>
-        <w:t> </w:t>
-      </w:r>
-      <w:r>
-        <w:rPr>
-          <w:rFonts w:ascii="Arial" w:hAnsi="Arial" w:cs="Arial"/>
-          <w:sz w:val="20"/>
-          <w:szCs w:val="20"/>
-        </w:rPr>
-        <w:fldChar w:fldCharType="end"/>
-      </w:r>
-      <w:bookmarkEnd w:id="6"/>
+        <w:t xml:space="preserve">por medio de la presente, autorizo la participación de mi menor hijo(a) en la Actividad organizada por </w:t>
+      </w:r>
+      <w:r>
+        <w:rPr>
+          <w:rFonts w:ascii="Arial" w:hAnsi="Arial" w:cs="Arial"/>
+          <w:sz w:val="20"/>
+          <w:szCs w:val="20"/>
+        </w:rPr>
+        <w:t>la COMISIÓN NACIONAL DE JOTAJOTI</w:t>
+      </w:r>
       <w:r>
         <w:rPr>
           <w:rFonts w:ascii="Arial" w:hAnsi="Arial" w:cs="Arial"/>
@@ -1262,6 +1146,14 @@
                 <w:szCs w:val="20"/>
               </w:rPr>
             </w:pPr>
+            <w:r>
+              <w:rPr>
+                <w:rFonts w:ascii="Arial" w:hAnsi="Arial" w:cs="Arial"/>
+                <w:sz w:val="20"/>
+                <w:szCs w:val="20"/>
+              </w:rPr>
+              <w:t>JOTI DE MANADA – MITOS Y LEYENDAS QUE NOS UNEN</w:t>
+            </w:r>
           </w:p>
         </w:tc>
       </w:tr>
@@ -1326,6 +1218,14 @@
                 <w:szCs w:val="20"/>
               </w:rPr>
             </w:pPr>
+            <w:r>
+              <w:rPr>
+                <w:rFonts w:ascii="Arial" w:hAnsi="Arial" w:cs="Arial"/>
+                <w:sz w:val="20"/>
+                <w:szCs w:val="20"/>
+              </w:rPr>
+              <w:t>VIRTUAL</w:t>
+            </w:r>
           </w:p>
         </w:tc>
       </w:tr>
@@ -1410,6 +1310,57 @@
                 <w:szCs w:val="20"/>
               </w:rPr>
             </w:pPr>
+            <w:r>
+              <w:rPr>
+                <w:rFonts w:ascii="Arial" w:hAnsi="Arial" w:cs="Arial"/>
+                <w:sz w:val="20"/>
+                <w:szCs w:val="20"/>
+              </w:rPr>
+              <w:t>Turno mañana: 10:00hrs a 12:00hrs (Perú)</w:t>
+            </w:r>
+          </w:p>
+          <w:p>
+            <w:pPr>
+              <w:widowControl w:val="0"/>
+              <w:spacing w:before="60" w:after="60" w:line="288" w:lineRule="auto"/>
+              <w:rPr>
+                <w:rFonts w:ascii="Arial" w:hAnsi="Arial" w:cs="Arial"/>
+                <w:sz w:val="20"/>
+                <w:szCs w:val="20"/>
+              </w:rPr>
+            </w:pPr>
+            <w:r>
+              <w:rPr>
+                <w:rFonts w:ascii="Arial" w:hAnsi="Arial" w:cs="Arial"/>
+                <w:sz w:val="20"/>
+                <w:szCs w:val="20"/>
+              </w:rPr>
+              <w:t>Turno tarde: 15</w:t>
+            </w:r>
+            <w:r>
+              <w:rPr>
+                <w:rFonts w:ascii="Arial" w:hAnsi="Arial" w:cs="Arial"/>
+                <w:sz w:val="20"/>
+                <w:szCs w:val="20"/>
+              </w:rPr>
+              <w:t>:00hrs a 1</w:t>
+            </w:r>
+            <w:r>
+              <w:rPr>
+                <w:rFonts w:ascii="Arial" w:hAnsi="Arial" w:cs="Arial"/>
+                <w:sz w:val="20"/>
+                <w:szCs w:val="20"/>
+              </w:rPr>
+              <w:t>7</w:t>
+            </w:r>
+            <w:r>
+              <w:rPr>
+                <w:rFonts w:ascii="Arial" w:hAnsi="Arial" w:cs="Arial"/>
+                <w:sz w:val="20"/>
+                <w:szCs w:val="20"/>
+              </w:rPr>
+              <w:t>:00hrs (Perú)</w:t>
+            </w:r>
           </w:p>
         </w:tc>
       </w:tr>
@@ -1474,6 +1425,14 @@
                 <w:szCs w:val="20"/>
               </w:rPr>
             </w:pPr>
+            <w:r>
+              <w:rPr>
+                <w:rFonts w:ascii="Arial" w:hAnsi="Arial" w:cs="Arial"/>
+                <w:sz w:val="20"/>
+                <w:szCs w:val="20"/>
+              </w:rPr>
+              <w:t>S/3.00</w:t>
+            </w:r>
           </w:p>
         </w:tc>
       </w:tr>
@@ -1538,6 +1497,14 @@
                 <w:szCs w:val="20"/>
               </w:rPr>
             </w:pPr>
+            <w:r>
+              <w:rPr>
+                <w:rFonts w:ascii="Arial" w:hAnsi="Arial" w:cs="Arial"/>
+                <w:sz w:val="20"/>
+                <w:szCs w:val="20"/>
+              </w:rPr>
+              <w:t>Carlos Andrés Huamán Herrera</w:t>
+            </w:r>
           </w:p>
         </w:tc>
       </w:tr>
@@ -1620,8 +1587,60 @@
                 <w:rFonts w:ascii="Arial" w:hAnsi="Arial" w:cs="Arial"/>
                 <w:sz w:val="20"/>
                 <w:szCs w:val="20"/>
+                <w:lang w:val="es-PE"/>
               </w:rPr>
             </w:pPr>
+            <w:r>
+              <w:rPr>
+                <w:rFonts w:ascii="Arial" w:hAnsi="Arial" w:cs="Arial"/>
+                <w:sz w:val="20"/>
+                <w:szCs w:val="20"/>
+                <w:lang w:val="es-PE"/>
+              </w:rPr>
+              <w:t>Yabir Yucra Nuñez</w:t>
+            </w:r>
+          </w:p>
+          <w:p>
+            <w:pPr>
+              <w:widowControl w:val="0"/>
+              <w:spacing w:before="60" w:after="60" w:line="288" w:lineRule="auto"/>
+              <w:rPr>
+                <w:rFonts w:ascii="Arial" w:hAnsi="Arial" w:cs="Arial"/>
+                <w:sz w:val="20"/>
+                <w:szCs w:val="20"/>
+                <w:lang w:val="es-PE"/>
+              </w:rPr>
+            </w:pPr>
+            <w:r>
+              <w:rPr>
+                <w:rFonts w:ascii="Arial" w:hAnsi="Arial" w:cs="Arial"/>
+                <w:sz w:val="20"/>
+                <w:szCs w:val="20"/>
+                <w:lang w:val="es-PE"/>
+              </w:rPr>
+              <w:t>Teresa Cusiyupanqui Chicchon</w:t>
+            </w:r>
+          </w:p>
+          <w:p>
+            <w:pPr>
+              <w:widowControl w:val="0"/>
+              <w:spacing w:before="60" w:after="60" w:line="288" w:lineRule="auto"/>
+              <w:rPr>
+                <w:rFonts w:ascii="Arial" w:hAnsi="Arial" w:cs="Arial"/>
+                <w:sz w:val="20"/>
+                <w:szCs w:val="20"/>
+                <w:lang w:val="es-PE"/>
+              </w:rPr>
+            </w:pPr>
+            <w:r>
+              <w:rPr>
+                <w:rFonts w:ascii="Arial" w:hAnsi="Arial" w:cs="Arial"/>
+                <w:sz w:val="20"/>
+                <w:szCs w:val="20"/>
+                <w:lang w:val="es-PE"/>
+              </w:rPr>
+              <w:t>Indira Viña Carreño</w:t>
+            </w:r>
           </w:p>
         </w:tc>
       </w:tr>
@@ -1706,6 +1725,14 @@
                 <w:szCs w:val="20"/>
               </w:rPr>
             </w:pPr>
+            <w:r>
+              <w:rPr>
+                <w:rFonts w:ascii="Arial" w:hAnsi="Arial" w:cs="Arial"/>
+                <w:sz w:val="20"/>
+                <w:szCs w:val="20"/>
+              </w:rPr>
+              <w:t>Jackeline Gutierrez</w:t>
+            </w:r>
           </w:p>
         </w:tc>
       </w:tr>
@@ -1780,6 +1807,14 @@
                 <w:szCs w:val="20"/>
               </w:rPr>
             </w:pPr>
+            <w:r>
+              <w:rPr>
+                <w:rFonts w:ascii="Arial" w:hAnsi="Arial" w:cs="Arial"/>
+                <w:sz w:val="20"/>
+                <w:szCs w:val="20"/>
+              </w:rPr>
+              <w:t>-</w:t>
+            </w:r>
           </w:p>
         </w:tc>
       </w:tr>
@@ -2358,6 +2393,7 @@
                 <w:sz w:val="20"/>
                 <w:szCs w:val="20"/>
               </w:rPr>
+              <w:lastRenderedPageBreak/>
               <w:t>Nombre y Apellidos:</w:t>
             </w:r>
           </w:p>
@@ -2488,7 +2524,12 @@
     </w:p>
     <w:p/>
     <w:sectPr>
-      <w:headerReference w:type="default" r:id="rId10"/>
+      <w:headerReference w:type="even" r:id="rId10"/>
+      <w:headerReference w:type="default" r:id="rId11"/>
+      <w:footerReference w:type="even" r:id="rId12"/>
+      <w:footerReference w:type="default" r:id="rId13"/>
+      <w:headerReference w:type="first" r:id="rId14"/>
+      <w:footerReference w:type="first" r:id="rId15"/>
       <w:pgSz w:w="11906" w:h="16838"/>
       <w:pgMar w:top="720" w:right="720" w:bottom="720" w:left="720" w:header="510" w:footer="720" w:gutter="0"/>
       <w:pgNumType w:start="1"/>
@@ -2500,7 +2541,7 @@
 </file>
 
 <file path=word/endnotes.xml><?xml version="1.0" encoding="utf-8"?>
-<w:endnotes xmlns:wpc="http://schemas.microsoft.com/office/word/2010/wordprocessingCanvas" xmlns:cx="http://schemas.microsoft.com/office/drawing/2014/chartex" xmlns:cx1="http://schemas.microsoft.com/office/drawing/2015/9/8/chartex" xmlns:cx2="http://schemas.microsoft.com/office/drawing/2015/10/21/chartex" xmlns:cx3="http://schemas.microsoft.com/office/drawing/2016/5/9/chartex" xmlns:cx4="http://schemas.microsoft.com/office/drawing/2016/5/10/chartex" xmlns:cx5="http://schemas.microsoft.com/office/drawing/2016/5/11/chartex" xmlns:cx6="http://schemas.microsoft.com/office/drawing/2016/5/12/chartex" xmlns:cx7="http://schemas.microsoft.com/office/drawing/2016/5/13/chartex" xmlns:cx8="http://schemas.microsoft.com/office/drawing/2016/5/14/chartex" xmlns:mc="http://schemas.openxmlformats.org/markup-compatibility/2006" xmlns:aink="http://schemas.microsoft.com/office/drawing/2016/ink" xmlns:am3d="http://schemas.microsoft.com/office/drawing/2017/model3d" xmlns:o="urn:schemas-microsoft-com:office:office" xmlns:oel="http://schemas.microsoft.com/office/2019/extlst" xmlns:r="http://schemas.openxmlformats.org/officeDocument/2006/relationships" xmlns:m="http://schemas.openxmlformats.org/officeDocument/2006/math" xmlns:v="urn:schemas-microsoft-com:vml" xmlns:wp14="http://schemas.microsoft.com/office/word/2010/wordprocessingDrawing" xmlns:wp="http://schemas.openxmlformats.org/drawingml/2006/wordprocessingDrawing" xmlns:w10="urn:schemas-microsoft-com:office:word" xmlns:w="http://schemas.openxmlformats.org/wordprocessingml/2006/main" xmlns:w14="http://schemas.microsoft.com/office/word/2010/wordml" xmlns:w15="http://schemas.microsoft.com/office/word/2012/wordml" xmlns:w16cex="http://schemas.microsoft.com/office/word/2018/wordml/cex" xmlns:w16cid="http://schemas.microsoft.com/office/word/2016/wordml/cid" xmlns:w16="http://schemas.microsoft.com/office/word/2018/wordml" xmlns:w16du="http://schemas.microsoft.com/office/word/2023/wordml/word16du" xmlns:w16sdtdh="http://schemas.microsoft.com/office/word/2020/wordml/sdtdatahash" xmlns:w16sdtfl="http://schemas.microsoft.com/office/word/2024/wordml/sdtformatlock" xmlns:w16se="http://schemas.microsoft.com/office/word/2015/wordml/symex" xmlns:wpg="http://schemas.microsoft.com/office/word/2010/wordprocessingGroup" xmlns:wpi="http://schemas.microsoft.com/office/word/2010/wordprocessingInk" xmlns:wne="http://schemas.microsoft.com/office/word/2006/wordml" xmlns:wps="http://schemas.microsoft.com/office/word/2010/wordprocessingShape" mc:Ignorable="w14 w15 w16se w16cid w16 w16cex w16sdtdh w16sdtfl w16du wp14">
+<w:endnotes xmlns:wpc="http://schemas.microsoft.com/office/word/2010/wordprocessingCanvas" xmlns:cx="http://schemas.microsoft.com/office/drawing/2014/chartex" xmlns:cx1="http://schemas.microsoft.com/office/drawing/2015/9/8/chartex" xmlns:cx2="http://schemas.microsoft.com/office/drawing/2015/10/21/chartex" xmlns:cx3="http://schemas.microsoft.com/office/drawing/2016/5/9/chartex" xmlns:cx4="http://schemas.microsoft.com/office/drawing/2016/5/10/chartex" xmlns:cx5="http://schemas.microsoft.com/office/drawing/2016/5/11/chartex" xmlns:cx6="http://schemas.microsoft.com/office/drawing/2016/5/12/chartex" xmlns:cx7="http://schemas.microsoft.com/office/drawing/2016/5/13/chartex" xmlns:cx8="http://schemas.microsoft.com/office/drawing/2016/5/14/chartex" xmlns:mc="http://schemas.openxmlformats.org/markup-compatibility/2006" xmlns:aink="http://schemas.microsoft.com/office/drawing/2016/ink" xmlns:am3d="http://schemas.microsoft.com/office/drawing/2017/model3d" xmlns:o="urn:schemas-microsoft-com:office:office" xmlns:oel="http://schemas.microsoft.com/office/2019/extlst" xmlns:r="http://schemas.openxmlformats.org/officeDocument/2006/relationships" xmlns:m="http://schemas.openxmlformats.org/officeDocument/2006/math" xmlns:v="urn:schemas-microsoft-com:vml" xmlns:wp14="http://schemas.microsoft.com/office/word/2010/wordprocessingDrawing" xmlns:wp="http://schemas.openxmlformats.org/drawingml/2006/wordprocessingDrawing" xmlns:w10="urn:schemas-microsoft-com:office:word" xmlns:w="http://schemas.openxmlformats.org/wordprocessingml/2006/main" xmlns:w14="http://schemas.microsoft.com/office/word/2010/wordml" xmlns:w15="http://schemas.microsoft.com/office/word/2012/wordml" xmlns:w16cex="http://schemas.microsoft.com/office/word/2018/wordml/cex" xmlns:w16cid="http://schemas.microsoft.com/office/word/2016/wordml/cid" xmlns:w16="http://schemas.microsoft.com/office/word/2018/wordml" xmlns:w16du="http://schemas.microsoft.com/office/word/2023/wordml/word16du" xmlns:w16sdtdh="http://schemas.microsoft.com/office/word/2020/wordml/sdtdatahash" xmlns:w16se="http://schemas.microsoft.com/office/word/2015/wordml/symex" xmlns:wpg="http://schemas.microsoft.com/office/word/2010/wordprocessingGroup" xmlns:wpi="http://schemas.microsoft.com/office/word/2010/wordprocessingInk" xmlns:wne="http://schemas.microsoft.com/office/word/2006/wordml" xmlns:wps="http://schemas.microsoft.com/office/word/2010/wordprocessingShape" mc:Ignorable="w14 w15 w16se w16cid w16 w16cex w16sdtdh w16du wp14">
   <w:endnote w:type="separator" w:id="-1">
     <w:p>
       <w:pPr>
@@ -2524,8 +2565,38 @@
 </w:endnotes>
 </file>
 
+<file path=word/footer1.xml><?xml version="1.0" encoding="utf-8"?>
+<w:ftr xmlns:wpc="http://schemas.microsoft.com/office/word/2010/wordprocessingCanvas" xmlns:cx="http://schemas.microsoft.com/office/drawing/2014/chartex" xmlns:cx1="http://schemas.microsoft.com/office/drawing/2015/9/8/chartex" xmlns:cx2="http://schemas.microsoft.com/office/drawing/2015/10/21/chartex" xmlns:cx3="http://schemas.microsoft.com/office/drawing/2016/5/9/chartex" xmlns:cx4="http://schemas.microsoft.com/office/drawing/2016/5/10/chartex" xmlns:cx5="http://schemas.microsoft.com/office/drawing/2016/5/11/chartex" xmlns:cx6="http://schemas.microsoft.com/office/drawing/2016/5/12/chartex" xmlns:cx7="http://schemas.microsoft.com/office/drawing/2016/5/13/chartex" xmlns:cx8="http://schemas.microsoft.com/office/drawing/2016/5/14/chartex" xmlns:mc="http://schemas.openxmlformats.org/markup-compatibility/2006" xmlns:aink="http://schemas.microsoft.com/office/drawing/2016/ink" xmlns:am3d="http://schemas.microsoft.com/office/drawing/2017/model3d" xmlns:o="urn:schemas-microsoft-com:office:office" xmlns:oel="http://schemas.microsoft.com/office/2019/extlst" xmlns:r="http://schemas.openxmlformats.org/officeDocument/2006/relationships" xmlns:m="http://schemas.openxmlformats.org/officeDocument/2006/math" xmlns:v="urn:schemas-microsoft-com:vml" xmlns:wp14="http://schemas.microsoft.com/office/word/2010/wordprocessingDrawing" xmlns:wp="http://schemas.openxmlformats.org/drawingml/2006/wordprocessingDrawing" xmlns:w10="urn:schemas-microsoft-com:office:word" xmlns:w="http://schemas.openxmlformats.org/wordprocessingml/2006/main" xmlns:w14="http://schemas.microsoft.com/office/word/2010/wordml" xmlns:w15="http://schemas.microsoft.com/office/word/2012/wordml" xmlns:w16cex="http://schemas.microsoft.com/office/word/2018/wordml/cex" xmlns:w16cid="http://schemas.microsoft.com/office/word/2016/wordml/cid" xmlns:w16="http://schemas.microsoft.com/office/word/2018/wordml" xmlns:w16du="http://schemas.microsoft.com/office/word/2023/wordml/word16du" xmlns:w16sdtdh="http://schemas.microsoft.com/office/word/2020/wordml/sdtdatahash" xmlns:w16se="http://schemas.microsoft.com/office/word/2015/wordml/symex" xmlns:wpg="http://schemas.microsoft.com/office/word/2010/wordprocessingGroup" xmlns:wpi="http://schemas.microsoft.com/office/word/2010/wordprocessingInk" xmlns:wne="http://schemas.microsoft.com/office/word/2006/wordml" xmlns:wps="http://schemas.microsoft.com/office/word/2010/wordprocessingShape" mc:Ignorable="w14 w15 w16se w16cid w16 w16cex w16sdtdh w16du wp14">
+  <w:p>
+    <w:pPr>
+      <w:pStyle w:val="Piedepgina"/>
+    </w:pPr>
+  </w:p>
+</w:ftr>
+</file>
+
+<file path=word/footer2.xml><?xml version="1.0" encoding="utf-8"?>
+<w:ftr xmlns:wpc="http://schemas.microsoft.com/office/word/2010/wordprocessingCanvas" xmlns:cx="http://schemas.microsoft.com/office/drawing/2014/chartex" xmlns:cx1="http://schemas.microsoft.com/office/drawing/2015/9/8/chartex" xmlns:cx2="http://schemas.microsoft.com/office/drawing/2015/10/21/chartex" xmlns:cx3="http://schemas.microsoft.com/office/drawing/2016/5/9/chartex" xmlns:cx4="http://schemas.microsoft.com/office/drawing/2016/5/10/chartex" xmlns:cx5="http://schemas.microsoft.com/office/drawing/2016/5/11/chartex" xmlns:cx6="http://schemas.microsoft.com/office/drawing/2016/5/12/chartex" xmlns:cx7="http://schemas.microsoft.com/office/drawing/2016/5/13/chartex" xmlns:cx8="http://schemas.microsoft.com/office/drawing/2016/5/14/chartex" xmlns:mc="http://schemas.openxmlformats.org/markup-compatibility/2006" xmlns:aink="http://schemas.microsoft.com/office/drawing/2016/ink" xmlns:am3d="http://schemas.microsoft.com/office/drawing/2017/model3d" xmlns:o="urn:schemas-microsoft-com:office:office" xmlns:oel="http://schemas.microsoft.com/office/2019/extlst" xmlns:r="http://schemas.openxmlformats.org/officeDocument/2006/relationships" xmlns:m="http://schemas.openxmlformats.org/officeDocument/2006/math" xmlns:v="urn:schemas-microsoft-com:vml" xmlns:wp14="http://schemas.microsoft.com/office/word/2010/wordprocessingDrawing" xmlns:wp="http://schemas.openxmlformats.org/drawingml/2006/wordprocessingDrawing" xmlns:w10="urn:schemas-microsoft-com:office:word" xmlns:w="http://schemas.openxmlformats.org/wordprocessingml/2006/main" xmlns:w14="http://schemas.microsoft.com/office/word/2010/wordml" xmlns:w15="http://schemas.microsoft.com/office/word/2012/wordml" xmlns:w16cex="http://schemas.microsoft.com/office/word/2018/wordml/cex" xmlns:w16cid="http://schemas.microsoft.com/office/word/2016/wordml/cid" xmlns:w16="http://schemas.microsoft.com/office/word/2018/wordml" xmlns:w16du="http://schemas.microsoft.com/office/word/2023/wordml/word16du" xmlns:w16sdtdh="http://schemas.microsoft.com/office/word/2020/wordml/sdtdatahash" xmlns:w16se="http://schemas.microsoft.com/office/word/2015/wordml/symex" xmlns:wpg="http://schemas.microsoft.com/office/word/2010/wordprocessingGroup" xmlns:wpi="http://schemas.microsoft.com/office/word/2010/wordprocessingInk" xmlns:wne="http://schemas.microsoft.com/office/word/2006/wordml" xmlns:wps="http://schemas.microsoft.com/office/word/2010/wordprocessingShape" mc:Ignorable="w14 w15 w16se w16cid w16 w16cex w16sdtdh w16du wp14">
+  <w:p>
+    <w:pPr>
+      <w:pStyle w:val="Piedepgina"/>
+    </w:pPr>
+  </w:p>
+</w:ftr>
+</file>
+
+<file path=word/footer3.xml><?xml version="1.0" encoding="utf-8"?>
+<w:ftr xmlns:wpc="http://schemas.microsoft.com/office/word/2010/wordprocessingCanvas" xmlns:cx="http://schemas.microsoft.com/office/drawing/2014/chartex" xmlns:cx1="http://schemas.microsoft.com/office/drawing/2015/9/8/chartex" xmlns:cx2="http://schemas.microsoft.com/office/drawing/2015/10/21/chartex" xmlns:cx3="http://schemas.microsoft.com/office/drawing/2016/5/9/chartex" xmlns:cx4="http://schemas.microsoft.com/office/drawing/2016/5/10/chartex" xmlns:cx5="http://schemas.microsoft.com/office/drawing/2016/5/11/chartex" xmlns:cx6="http://schemas.microsoft.com/office/drawing/2016/5/12/chartex" xmlns:cx7="http://schemas.microsoft.com/office/drawing/2016/5/13/chartex" xmlns:cx8="http://schemas.microsoft.com/office/drawing/2016/5/14/chartex" xmlns:mc="http://schemas.openxmlformats.org/markup-compatibility/2006" xmlns:aink="http://schemas.microsoft.com/office/drawing/2016/ink" xmlns:am3d="http://schemas.microsoft.com/office/drawing/2017/model3d" xmlns:o="urn:schemas-microsoft-com:office:office" xmlns:oel="http://schemas.microsoft.com/office/2019/extlst" xmlns:r="http://schemas.openxmlformats.org/officeDocument/2006/relationships" xmlns:m="http://schemas.openxmlformats.org/officeDocument/2006/math" xmlns:v="urn:schemas-microsoft-com:vml" xmlns:wp14="http://schemas.microsoft.com/office/word/2010/wordprocessingDrawing" xmlns:wp="http://schemas.openxmlformats.org/drawingml/2006/wordprocessingDrawing" xmlns:w10="urn:schemas-microsoft-com:office:word" xmlns:w="http://schemas.openxmlformats.org/wordprocessingml/2006/main" xmlns:w14="http://schemas.microsoft.com/office/word/2010/wordml" xmlns:w15="http://schemas.microsoft.com/office/word/2012/wordml" xmlns:w16cex="http://schemas.microsoft.com/office/word/2018/wordml/cex" xmlns:w16cid="http://schemas.microsoft.com/office/word/2016/wordml/cid" xmlns:w16="http://schemas.microsoft.com/office/word/2018/wordml" xmlns:w16du="http://schemas.microsoft.com/office/word/2023/wordml/word16du" xmlns:w16sdtdh="http://schemas.microsoft.com/office/word/2020/wordml/sdtdatahash" xmlns:w16se="http://schemas.microsoft.com/office/word/2015/wordml/symex" xmlns:wpg="http://schemas.microsoft.com/office/word/2010/wordprocessingGroup" xmlns:wpi="http://schemas.microsoft.com/office/word/2010/wordprocessingInk" xmlns:wne="http://schemas.microsoft.com/office/word/2006/wordml" xmlns:wps="http://schemas.microsoft.com/office/word/2010/wordprocessingShape" mc:Ignorable="w14 w15 w16se w16cid w16 w16cex w16sdtdh w16du wp14">
+  <w:p>
+    <w:pPr>
+      <w:pStyle w:val="Piedepgina"/>
+    </w:pPr>
+  </w:p>
+</w:ftr>
+</file>
+
 <file path=word/footnotes.xml><?xml version="1.0" encoding="utf-8"?>
-<w:footnotes xmlns:wpc="http://schemas.microsoft.com/office/word/2010/wordprocessingCanvas" xmlns:cx="http://schemas.microsoft.com/office/drawing/2014/chartex" xmlns:cx1="http://schemas.microsoft.com/office/drawing/2015/9/8/chartex" xmlns:cx2="http://schemas.microsoft.com/office/drawing/2015/10/21/chartex" xmlns:cx3="http://schemas.microsoft.com/office/drawing/2016/5/9/chartex" xmlns:cx4="http://schemas.microsoft.com/office/drawing/2016/5/10/chartex" xmlns:cx5="http://schemas.microsoft.com/office/drawing/2016/5/11/chartex" xmlns:cx6="http://schemas.microsoft.com/office/drawing/2016/5/12/chartex" xmlns:cx7="http://schemas.microsoft.com/office/drawing/2016/5/13/chartex" xmlns:cx8="http://schemas.microsoft.com/office/drawing/2016/5/14/chartex" xmlns:mc="http://schemas.openxmlformats.org/markup-compatibility/2006" xmlns:aink="http://schemas.microsoft.com/office/drawing/2016/ink" xmlns:am3d="http://schemas.microsoft.com/office/drawing/2017/model3d" xmlns:o="urn:schemas-microsoft-com:office:office" xmlns:oel="http://schemas.microsoft.com/office/2019/extlst" xmlns:r="http://schemas.openxmlformats.org/officeDocument/2006/relationships" xmlns:m="http://schemas.openxmlformats.org/officeDocument/2006/math" xmlns:v="urn:schemas-microsoft-com:vml" xmlns:wp14="http://schemas.microsoft.com/office/word/2010/wordprocessingDrawing" xmlns:wp="http://schemas.openxmlformats.org/drawingml/2006/wordprocessingDrawing" xmlns:w10="urn:schemas-microsoft-com:office:word" xmlns:w="http://schemas.openxmlformats.org/wordprocessingml/2006/main" xmlns:w14="http://schemas.microsoft.com/office/word/2010/wordml" xmlns:w15="http://schemas.microsoft.com/office/word/2012/wordml" xmlns:w16cex="http://schemas.microsoft.com/office/word/2018/wordml/cex" xmlns:w16cid="http://schemas.microsoft.com/office/word/2016/wordml/cid" xmlns:w16="http://schemas.microsoft.com/office/word/2018/wordml" xmlns:w16du="http://schemas.microsoft.com/office/word/2023/wordml/word16du" xmlns:w16sdtdh="http://schemas.microsoft.com/office/word/2020/wordml/sdtdatahash" xmlns:w16sdtfl="http://schemas.microsoft.com/office/word/2024/wordml/sdtformatlock" xmlns:w16se="http://schemas.microsoft.com/office/word/2015/wordml/symex" xmlns:wpg="http://schemas.microsoft.com/office/word/2010/wordprocessingGroup" xmlns:wpi="http://schemas.microsoft.com/office/word/2010/wordprocessingInk" xmlns:wne="http://schemas.microsoft.com/office/word/2006/wordml" xmlns:wps="http://schemas.microsoft.com/office/word/2010/wordprocessingShape" mc:Ignorable="w14 w15 w16se w16cid w16 w16cex w16sdtdh w16sdtfl w16du wp14">
+<w:footnotes xmlns:wpc="http://schemas.microsoft.com/office/word/2010/wordprocessingCanvas" xmlns:cx="http://schemas.microsoft.com/office/drawing/2014/chartex" xmlns:cx1="http://schemas.microsoft.com/office/drawing/2015/9/8/chartex" xmlns:cx2="http://schemas.microsoft.com/office/drawing/2015/10/21/chartex" xmlns:cx3="http://schemas.microsoft.com/office/drawing/2016/5/9/chartex" xmlns:cx4="http://schemas.microsoft.com/office/drawing/2016/5/10/chartex" xmlns:cx5="http://schemas.microsoft.com/office/drawing/2016/5/11/chartex" xmlns:cx6="http://schemas.microsoft.com/office/drawing/2016/5/12/chartex" xmlns:cx7="http://schemas.microsoft.com/office/drawing/2016/5/13/chartex" xmlns:cx8="http://schemas.microsoft.com/office/drawing/2016/5/14/chartex" xmlns:mc="http://schemas.openxmlformats.org/markup-compatibility/2006" xmlns:aink="http://schemas.microsoft.com/office/drawing/2016/ink" xmlns:am3d="http://schemas.microsoft.com/office/drawing/2017/model3d" xmlns:o="urn:schemas-microsoft-com:office:office" xmlns:oel="http://schemas.microsoft.com/office/2019/extlst" xmlns:r="http://schemas.openxmlformats.org/officeDocument/2006/relationships" xmlns:m="http://schemas.openxmlformats.org/officeDocument/2006/math" xmlns:v="urn:schemas-microsoft-com:vml" xmlns:wp14="http://schemas.microsoft.com/office/word/2010/wordprocessingDrawing" xmlns:wp="http://schemas.openxmlformats.org/drawingml/2006/wordprocessingDrawing" xmlns:w10="urn:schemas-microsoft-com:office:word" xmlns:w="http://schemas.openxmlformats.org/wordprocessingml/2006/main" xmlns:w14="http://schemas.microsoft.com/office/word/2010/wordml" xmlns:w15="http://schemas.microsoft.com/office/word/2012/wordml" xmlns:w16cex="http://schemas.microsoft.com/office/word/2018/wordml/cex" xmlns:w16cid="http://schemas.microsoft.com/office/word/2016/wordml/cid" xmlns:w16="http://schemas.microsoft.com/office/word/2018/wordml" xmlns:w16du="http://schemas.microsoft.com/office/word/2023/wordml/word16du" xmlns:w16sdtdh="http://schemas.microsoft.com/office/word/2020/wordml/sdtdatahash" xmlns:w16se="http://schemas.microsoft.com/office/word/2015/wordml/symex" xmlns:wpg="http://schemas.microsoft.com/office/word/2010/wordprocessingGroup" xmlns:wpi="http://schemas.microsoft.com/office/word/2010/wordprocessingInk" xmlns:wne="http://schemas.microsoft.com/office/word/2006/wordml" xmlns:wps="http://schemas.microsoft.com/office/word/2010/wordprocessingShape" mc:Ignorable="w14 w15 w16se w16cid w16 w16cex w16sdtdh w16du wp14">
   <w:footnote w:type="separator" w:id="-1">
     <w:p>
       <w:pPr>
@@ -2550,11 +2621,84 @@
 </file>
 
 <file path=word/header1.xml><?xml version="1.0" encoding="utf-8"?>
-<w:hdr xmlns:wpc="http://schemas.microsoft.com/office/word/2010/wordprocessingCanvas" xmlns:cx="http://schemas.microsoft.com/office/drawing/2014/chartex" xmlns:cx1="http://schemas.microsoft.com/office/drawing/2015/9/8/chartex" xmlns:cx2="http://schemas.microsoft.com/office/drawing/2015/10/21/chartex" xmlns:cx3="http://schemas.microsoft.com/office/drawing/2016/5/9/chartex" xmlns:cx4="http://schemas.microsoft.com/office/drawing/2016/5/10/chartex" xmlns:cx5="http://schemas.microsoft.com/office/drawing/2016/5/11/chartex" xmlns:cx6="http://schemas.microsoft.com/office/drawing/2016/5/12/chartex" xmlns:cx7="http://schemas.microsoft.com/office/drawing/2016/5/13/chartex" xmlns:cx8="http://schemas.microsoft.com/office/drawing/2016/5/14/chartex" xmlns:mc="http://schemas.openxmlformats.org/markup-compatibility/2006" xmlns:aink="http://schemas.microsoft.com/office/drawing/2016/ink" xmlns:am3d="http://schemas.microsoft.com/office/drawing/2017/model3d" xmlns:o="urn:schemas-microsoft-com:office:office" xmlns:oel="http://schemas.microsoft.com/office/2019/extlst" xmlns:r="http://schemas.openxmlformats.org/officeDocument/2006/relationships" xmlns:m="http://schemas.openxmlformats.org/officeDocument/2006/math" xmlns:v="urn:schemas-microsoft-com:vml" xmlns:wp14="http://schemas.microsoft.com/office/word/2010/wordprocessingDrawing" xmlns:wp="http://schemas.openxmlformats.org/drawingml/2006/wordprocessingDrawing" xmlns:w10="urn:schemas-microsoft-com:office:word" xmlns:w="http://schemas.openxmlformats.org/wordprocessingml/2006/main" xmlns:w14="http://schemas.microsoft.com/office/word/2010/wordml" xmlns:w15="http://schemas.microsoft.com/office/word/2012/wordml" xmlns:w16cex="http://schemas.microsoft.com/office/word/2018/wordml/cex" xmlns:w16cid="http://schemas.microsoft.com/office/word/2016/wordml/cid" xmlns:w16="http://schemas.microsoft.com/office/word/2018/wordml" xmlns:w16du="http://schemas.microsoft.com/office/word/2023/wordml/word16du" xmlns:w16sdtdh="http://schemas.microsoft.com/office/word/2020/wordml/sdtdatahash" xmlns:w16sdtfl="http://schemas.microsoft.com/office/word/2024/wordml/sdtformatlock" xmlns:w16se="http://schemas.microsoft.com/office/word/2015/wordml/symex" xmlns:wpg="http://schemas.microsoft.com/office/word/2010/wordprocessingGroup" xmlns:wpi="http://schemas.microsoft.com/office/word/2010/wordprocessingInk" xmlns:wne="http://schemas.microsoft.com/office/word/2006/wordml" xmlns:wps="http://schemas.microsoft.com/office/word/2010/wordprocessingShape" mc:Ignorable="w14 w15 w16se w16cid w16 w16cex w16sdtdh w16sdtfl w16du wp14">
+<w:hdr xmlns:wpc="http://schemas.microsoft.com/office/word/2010/wordprocessingCanvas" xmlns:cx="http://schemas.microsoft.com/office/drawing/2014/chartex" xmlns:cx1="http://schemas.microsoft.com/office/drawing/2015/9/8/chartex" xmlns:cx2="http://schemas.microsoft.com/office/drawing/2015/10/21/chartex" xmlns:cx3="http://schemas.microsoft.com/office/drawing/2016/5/9/chartex" xmlns:cx4="http://schemas.microsoft.com/office/drawing/2016/5/10/chartex" xmlns:cx5="http://schemas.microsoft.com/office/drawing/2016/5/11/chartex" xmlns:cx6="http://schemas.microsoft.com/office/drawing/2016/5/12/chartex" xmlns:cx7="http://schemas.microsoft.com/office/drawing/2016/5/13/chartex" xmlns:cx8="http://schemas.microsoft.com/office/drawing/2016/5/14/chartex" xmlns:mc="http://schemas.openxmlformats.org/markup-compatibility/2006" xmlns:aink="http://schemas.microsoft.com/office/drawing/2016/ink" xmlns:am3d="http://schemas.microsoft.com/office/drawing/2017/model3d" xmlns:o="urn:schemas-microsoft-com:office:office" xmlns:oel="http://schemas.microsoft.com/office/2019/extlst" xmlns:r="http://schemas.openxmlformats.org/officeDocument/2006/relationships" xmlns:m="http://schemas.openxmlformats.org/officeDocument/2006/math" xmlns:v="urn:schemas-microsoft-com:vml" xmlns:wp14="http://schemas.microsoft.com/office/word/2010/wordprocessingDrawing" xmlns:wp="http://schemas.openxmlformats.org/drawingml/2006/wordprocessingDrawing" xmlns:w10="urn:schemas-microsoft-com:office:word" xmlns:w="http://schemas.openxmlformats.org/wordprocessingml/2006/main" xmlns:w14="http://schemas.microsoft.com/office/word/2010/wordml" xmlns:w15="http://schemas.microsoft.com/office/word/2012/wordml" xmlns:w16cex="http://schemas.microsoft.com/office/word/2018/wordml/cex" xmlns:w16cid="http://schemas.microsoft.com/office/word/2016/wordml/cid" xmlns:w16="http://schemas.microsoft.com/office/word/2018/wordml" xmlns:w16du="http://schemas.microsoft.com/office/word/2023/wordml/word16du" xmlns:w16sdtdh="http://schemas.microsoft.com/office/word/2020/wordml/sdtdatahash" xmlns:w16se="http://schemas.microsoft.com/office/word/2015/wordml/symex" xmlns:wpg="http://schemas.microsoft.com/office/word/2010/wordprocessingGroup" xmlns:wpi="http://schemas.microsoft.com/office/word/2010/wordprocessingInk" xmlns:wne="http://schemas.microsoft.com/office/word/2006/wordml" xmlns:wps="http://schemas.microsoft.com/office/word/2010/wordprocessingShape" mc:Ignorable="w14 w15 w16se w16cid w16 w16cex w16sdtdh w16du wp14">
+  <w:p>
+    <w:pPr>
+      <w:pStyle w:val="Encabezado"/>
+    </w:pPr>
+  </w:p>
+</w:hdr>
+</file>
+
+<file path=word/header2.xml><?xml version="1.0" encoding="utf-8"?>
+<w:hdr xmlns:wpc="http://schemas.microsoft.com/office/word/2010/wordprocessingCanvas" xmlns:cx="http://schemas.microsoft.com/office/drawing/2014/chartex" xmlns:cx1="http://schemas.microsoft.com/office/drawing/2015/9/8/chartex" xmlns:cx2="http://schemas.microsoft.com/office/drawing/2015/10/21/chartex" xmlns:cx3="http://schemas.microsoft.com/office/drawing/2016/5/9/chartex" xmlns:cx4="http://schemas.microsoft.com/office/drawing/2016/5/10/chartex" xmlns:cx5="http://schemas.microsoft.com/office/drawing/2016/5/11/chartex" xmlns:cx6="http://schemas.microsoft.com/office/drawing/2016/5/12/chartex" xmlns:cx7="http://schemas.microsoft.com/office/drawing/2016/5/13/chartex" xmlns:cx8="http://schemas.microsoft.com/office/drawing/2016/5/14/chartex" xmlns:mc="http://schemas.openxmlformats.org/markup-compatibility/2006" xmlns:aink="http://schemas.microsoft.com/office/drawing/2016/ink" xmlns:am3d="http://schemas.microsoft.com/office/drawing/2017/model3d" xmlns:o="urn:schemas-microsoft-com:office:office" xmlns:oel="http://schemas.microsoft.com/office/2019/extlst" xmlns:r="http://schemas.openxmlformats.org/officeDocument/2006/relationships" xmlns:m="http://schemas.openxmlformats.org/officeDocument/2006/math" xmlns:v="urn:schemas-microsoft-com:vml" xmlns:wp14="http://schemas.microsoft.com/office/word/2010/wordprocessingDrawing" xmlns:wp="http://schemas.openxmlformats.org/drawingml/2006/wordprocessingDrawing" xmlns:w10="urn:schemas-microsoft-com:office:word" xmlns:w="http://schemas.openxmlformats.org/wordprocessingml/2006/main" xmlns:w14="http://schemas.microsoft.com/office/word/2010/wordml" xmlns:w15="http://schemas.microsoft.com/office/word/2012/wordml" xmlns:w16cex="http://schemas.microsoft.com/office/word/2018/wordml/cex" xmlns:w16cid="http://schemas.microsoft.com/office/word/2016/wordml/cid" xmlns:w16="http://schemas.microsoft.com/office/word/2018/wordml" xmlns:w16du="http://schemas.microsoft.com/office/word/2023/wordml/word16du" xmlns:w16sdtdh="http://schemas.microsoft.com/office/word/2020/wordml/sdtdatahash" xmlns:w16se="http://schemas.microsoft.com/office/word/2015/wordml/symex" xmlns:wpg="http://schemas.microsoft.com/office/word/2010/wordprocessingGroup" xmlns:wpi="http://schemas.microsoft.com/office/word/2010/wordprocessingInk" xmlns:wne="http://schemas.microsoft.com/office/word/2006/wordml" xmlns:wps="http://schemas.microsoft.com/office/word/2010/wordprocessingShape" mc:Ignorable="w14 w15 w16se w16cid w16 w16cex w16sdtdh w16du wp14">
   <w:p>
     <w:pPr>
       <w:jc w:val="both"/>
     </w:pPr>
+    <w:r>
+      <w:rPr>
+        <w:rFonts w:ascii="Arial" w:hAnsi="Arial" w:cs="Arial"/>
+        <w:b/>
+        <w:noProof/>
+        <w:sz w:val="32"/>
+      </w:rPr>
+      <w:drawing>
+        <wp:anchor distT="0" distB="0" distL="114300" distR="114300" simplePos="0" relativeHeight="251657216" behindDoc="0" locked="0" layoutInCell="1" allowOverlap="1" wp14:anchorId="533BEAA0" wp14:editId="2A8BEA03">
+          <wp:simplePos x="0" y="0"/>
+          <wp:positionH relativeFrom="column">
+            <wp:posOffset>5388428</wp:posOffset>
+          </wp:positionH>
+          <wp:positionV relativeFrom="paragraph">
+            <wp:posOffset>-180250</wp:posOffset>
+          </wp:positionV>
+          <wp:extent cx="1460917" cy="1126671"/>
+          <wp:effectExtent l="0" t="0" r="6350" b="0"/>
+          <wp:wrapNone/>
+          <wp:docPr id="584822773" name="Imagen 1"/>
+          <wp:cNvGraphicFramePr>
+            <a:graphicFrameLocks xmlns:a="http://schemas.openxmlformats.org/drawingml/2006/main" noChangeAspect="1"/>
+          </wp:cNvGraphicFramePr>
+          <a:graphic xmlns:a="http://schemas.openxmlformats.org/drawingml/2006/main">
+            <a:graphicData uri="http://schemas.openxmlformats.org/drawingml/2006/picture">
+              <pic:pic xmlns:pic="http://schemas.openxmlformats.org/drawingml/2006/picture">
+                <pic:nvPicPr>
+                  <pic:cNvPr id="584822773" name=""/>
+                  <pic:cNvPicPr/>
+                </pic:nvPicPr>
+                <pic:blipFill>
+                  <a:blip r:embed="rId1" cstate="print">
+                    <a:extLst>
+                      <a:ext uri="{28A0092B-C50C-407E-A947-70E740481C1C}">
+                        <a14:useLocalDpi xmlns:a14="http://schemas.microsoft.com/office/drawing/2010/main" val="0"/>
+                      </a:ext>
+                    </a:extLst>
+                  </a:blip>
+                  <a:stretch>
+                    <a:fillRect/>
+                  </a:stretch>
+                </pic:blipFill>
+                <pic:spPr>
+                  <a:xfrm>
+                    <a:off x="0" y="0"/>
+                    <a:ext cx="1460917" cy="1126671"/>
+                  </a:xfrm>
+                  <a:prstGeom prst="rect">
+                    <a:avLst/>
+                  </a:prstGeom>
+                </pic:spPr>
+              </pic:pic>
+            </a:graphicData>
+          </a:graphic>
+          <wp14:sizeRelH relativeFrom="page">
+            <wp14:pctWidth>0</wp14:pctWidth>
+          </wp14:sizeRelH>
+          <wp14:sizeRelV relativeFrom="page">
+            <wp14:pctHeight>0</wp14:pctHeight>
+          </wp14:sizeRelV>
+        </wp:anchor>
+      </w:drawing>
+    </w:r>
     <w:r>
       <w:rPr>
         <w:noProof/>
@@ -2579,8 +2723,8 @@
           <v:path o:extrusionok="f" gradientshapeok="t" o:connecttype="rect"/>
           <o:lock v:ext="edit" aspectratio="t"/>
         </v:shapetype>
-        <v:shape id="WordPictureWatermark28625658" o:spid="_x0000_s1025" type="#_x0000_t75" style="position:absolute;left:0;text-align:left;margin-left:-57.1pt;margin-top:-55.95pt;width:596.05pt;height:842.05pt;z-index:-251658752;mso-position-horizontal-relative:margin;mso-position-vertical-relative:margin" o:allowincell="f">
-          <v:imagedata r:id="rId1" o:title=" JSN@2x"/>
+        <v:shape id="WordPictureWatermark28625658" o:spid="_x0000_s1025" type="#_x0000_t75" style="position:absolute;left:0;text-align:left;margin-left:-57.1pt;margin-top:-55.95pt;width:596.05pt;height:842.05pt;z-index:-251658240;mso-position-horizontal-relative:margin;mso-position-vertical-relative:margin" o:allowincell="f">
+          <v:imagedata r:id="rId2" o:title=" JSN@2x"/>
           <w10:wrap anchorx="margin" anchory="margin"/>
         </v:shape>
       </w:pict>
@@ -2594,8 +2738,18 @@
 </w:hdr>
 </file>
 
+<file path=word/header3.xml><?xml version="1.0" encoding="utf-8"?>
+<w:hdr xmlns:wpc="http://schemas.microsoft.com/office/word/2010/wordprocessingCanvas" xmlns:cx="http://schemas.microsoft.com/office/drawing/2014/chartex" xmlns:cx1="http://schemas.microsoft.com/office/drawing/2015/9/8/chartex" xmlns:cx2="http://schemas.microsoft.com/office/drawing/2015/10/21/chartex" xmlns:cx3="http://schemas.microsoft.com/office/drawing/2016/5/9/chartex" xmlns:cx4="http://schemas.microsoft.com/office/drawing/2016/5/10/chartex" xmlns:cx5="http://schemas.microsoft.com/office/drawing/2016/5/11/chartex" xmlns:cx6="http://schemas.microsoft.com/office/drawing/2016/5/12/chartex" xmlns:cx7="http://schemas.microsoft.com/office/drawing/2016/5/13/chartex" xmlns:cx8="http://schemas.microsoft.com/office/drawing/2016/5/14/chartex" xmlns:mc="http://schemas.openxmlformats.org/markup-compatibility/2006" xmlns:aink="http://schemas.microsoft.com/office/drawing/2016/ink" xmlns:am3d="http://schemas.microsoft.com/office/drawing/2017/model3d" xmlns:o="urn:schemas-microsoft-com:office:office" xmlns:oel="http://schemas.microsoft.com/office/2019/extlst" xmlns:r="http://schemas.openxmlformats.org/officeDocument/2006/relationships" xmlns:m="http://schemas.openxmlformats.org/officeDocument/2006/math" xmlns:v="urn:schemas-microsoft-com:vml" xmlns:wp14="http://schemas.microsoft.com/office/word/2010/wordprocessingDrawing" xmlns:wp="http://schemas.openxmlformats.org/drawingml/2006/wordprocessingDrawing" xmlns:w10="urn:schemas-microsoft-com:office:word" xmlns:w="http://schemas.openxmlformats.org/wordprocessingml/2006/main" xmlns:w14="http://schemas.microsoft.com/office/word/2010/wordml" xmlns:w15="http://schemas.microsoft.com/office/word/2012/wordml" xmlns:w16cex="http://schemas.microsoft.com/office/word/2018/wordml/cex" xmlns:w16cid="http://schemas.microsoft.com/office/word/2016/wordml/cid" xmlns:w16="http://schemas.microsoft.com/office/word/2018/wordml" xmlns:w16du="http://schemas.microsoft.com/office/word/2023/wordml/word16du" xmlns:w16sdtdh="http://schemas.microsoft.com/office/word/2020/wordml/sdtdatahash" xmlns:w16se="http://schemas.microsoft.com/office/word/2015/wordml/symex" xmlns:wpg="http://schemas.microsoft.com/office/word/2010/wordprocessingGroup" xmlns:wpi="http://schemas.microsoft.com/office/word/2010/wordprocessingInk" xmlns:wne="http://schemas.microsoft.com/office/word/2006/wordml" xmlns:wps="http://schemas.microsoft.com/office/word/2010/wordprocessingShape" mc:Ignorable="w14 w15 w16se w16cid w16 w16cex w16sdtdh w16du wp14">
+  <w:p>
+    <w:pPr>
+      <w:pStyle w:val="Encabezado"/>
+    </w:pPr>
+  </w:p>
+</w:hdr>
+</file>
+
 <file path=word/numbering.xml><?xml version="1.0" encoding="utf-8"?>
-<w:numbering xmlns:wpc="http://schemas.microsoft.com/office/word/2010/wordprocessingCanvas" xmlns:cx="http://schemas.microsoft.com/office/drawing/2014/chartex" xmlns:cx1="http://schemas.microsoft.com/office/drawing/2015/9/8/chartex" xmlns:cx2="http://schemas.microsoft.com/office/drawing/2015/10/21/chartex" xmlns:cx3="http://schemas.microsoft.com/office/drawing/2016/5/9/chartex" xmlns:cx4="http://schemas.microsoft.com/office/drawing/2016/5/10/chartex" xmlns:cx5="http://schemas.microsoft.com/office/drawing/2016/5/11/chartex" xmlns:cx6="http://schemas.microsoft.com/office/drawing/2016/5/12/chartex" xmlns:cx7="http://schemas.microsoft.com/office/drawing/2016/5/13/chartex" xmlns:cx8="http://schemas.microsoft.com/office/drawing/2016/5/14/chartex" xmlns:mc="http://schemas.openxmlformats.org/markup-compatibility/2006" xmlns:aink="http://schemas.microsoft.com/office/drawing/2016/ink" xmlns:am3d="http://schemas.microsoft.com/office/drawing/2017/model3d" xmlns:o="urn:schemas-microsoft-com:office:office" xmlns:oel="http://schemas.microsoft.com/office/2019/extlst" xmlns:r="http://schemas.openxmlformats.org/officeDocument/2006/relationships" xmlns:m="http://schemas.openxmlformats.org/officeDocument/2006/math" xmlns:v="urn:schemas-microsoft-com:vml" xmlns:wp14="http://schemas.microsoft.com/office/word/2010/wordprocessingDrawing" xmlns:wp="http://schemas.openxmlformats.org/drawingml/2006/wordprocessingDrawing" xmlns:w10="urn:schemas-microsoft-com:office:word" xmlns:w="http://schemas.openxmlformats.org/wordprocessingml/2006/main" xmlns:w14="http://schemas.microsoft.com/office/word/2010/wordml" xmlns:w15="http://schemas.microsoft.com/office/word/2012/wordml" xmlns:w16cex="http://schemas.microsoft.com/office/word/2018/wordml/cex" xmlns:w16cid="http://schemas.microsoft.com/office/word/2016/wordml/cid" xmlns:w16="http://schemas.microsoft.com/office/word/2018/wordml" xmlns:w16du="http://schemas.microsoft.com/office/word/2023/wordml/word16du" xmlns:w16sdtdh="http://schemas.microsoft.com/office/word/2020/wordml/sdtdatahash" xmlns:w16sdtfl="http://schemas.microsoft.com/office/word/2024/wordml/sdtformatlock" xmlns:w16se="http://schemas.microsoft.com/office/word/2015/wordml/symex" xmlns:wpg="http://schemas.microsoft.com/office/word/2010/wordprocessingGroup" xmlns:wpi="http://schemas.microsoft.com/office/word/2010/wordprocessingInk" xmlns:wne="http://schemas.microsoft.com/office/word/2006/wordml" xmlns:wps="http://schemas.microsoft.com/office/word/2010/wordprocessingShape" mc:Ignorable="w14 w15 w16se w16cid w16 w16cex w16sdtdh w16sdtfl w16du wp14">
+<w:numbering xmlns:wpc="http://schemas.microsoft.com/office/word/2010/wordprocessingCanvas" xmlns:cx="http://schemas.microsoft.com/office/drawing/2014/chartex" xmlns:cx1="http://schemas.microsoft.com/office/drawing/2015/9/8/chartex" xmlns:cx2="http://schemas.microsoft.com/office/drawing/2015/10/21/chartex" xmlns:cx3="http://schemas.microsoft.com/office/drawing/2016/5/9/chartex" xmlns:cx4="http://schemas.microsoft.com/office/drawing/2016/5/10/chartex" xmlns:cx5="http://schemas.microsoft.com/office/drawing/2016/5/11/chartex" xmlns:cx6="http://schemas.microsoft.com/office/drawing/2016/5/12/chartex" xmlns:cx7="http://schemas.microsoft.com/office/drawing/2016/5/13/chartex" xmlns:cx8="http://schemas.microsoft.com/office/drawing/2016/5/14/chartex" xmlns:mc="http://schemas.openxmlformats.org/markup-compatibility/2006" xmlns:aink="http://schemas.microsoft.com/office/drawing/2016/ink" xmlns:am3d="http://schemas.microsoft.com/office/drawing/2017/model3d" xmlns:o="urn:schemas-microsoft-com:office:office" xmlns:oel="http://schemas.microsoft.com/office/2019/extlst" xmlns:r="http://schemas.openxmlformats.org/officeDocument/2006/relationships" xmlns:m="http://schemas.openxmlformats.org/officeDocument/2006/math" xmlns:v="urn:schemas-microsoft-com:vml" xmlns:wp14="http://schemas.microsoft.com/office/word/2010/wordprocessingDrawing" xmlns:wp="http://schemas.openxmlformats.org/drawingml/2006/wordprocessingDrawing" xmlns:w10="urn:schemas-microsoft-com:office:word" xmlns:w="http://schemas.openxmlformats.org/wordprocessingml/2006/main" xmlns:w14="http://schemas.microsoft.com/office/word/2010/wordml" xmlns:w15="http://schemas.microsoft.com/office/word/2012/wordml" xmlns:w16cex="http://schemas.microsoft.com/office/word/2018/wordml/cex" xmlns:w16cid="http://schemas.microsoft.com/office/word/2016/wordml/cid" xmlns:w16="http://schemas.microsoft.com/office/word/2018/wordml" xmlns:w16du="http://schemas.microsoft.com/office/word/2023/wordml/word16du" xmlns:w16sdtdh="http://schemas.microsoft.com/office/word/2020/wordml/sdtdatahash" xmlns:w16se="http://schemas.microsoft.com/office/word/2015/wordml/symex" xmlns:wpg="http://schemas.microsoft.com/office/word/2010/wordprocessingGroup" xmlns:wpi="http://schemas.microsoft.com/office/word/2010/wordprocessingInk" xmlns:wne="http://schemas.microsoft.com/office/word/2006/wordml" xmlns:wps="http://schemas.microsoft.com/office/word/2010/wordprocessingShape" mc:Ignorable="w14 w15 w16se w16cid w16 w16cex w16sdtdh w16du wp14">
   <w:abstractNum w:abstractNumId="0" w15:restartNumberingAfterBreak="0">
     <w:nsid w:val="6F2704F2"/>
     <w:multiLevelType w:val="multilevel"/>
@@ -2831,7 +2985,7 @@
 </file>
 
 <file path=word/styles.xml><?xml version="1.0" encoding="utf-8"?>
-<w:styles xmlns:mc="http://schemas.openxmlformats.org/markup-compatibility/2006" xmlns:r="http://schemas.openxmlformats.org/officeDocument/2006/relationships" xmlns:w="http://schemas.openxmlformats.org/wordprocessingml/2006/main" xmlns:w14="http://schemas.microsoft.com/office/word/2010/wordml" xmlns:w15="http://schemas.microsoft.com/office/word/2012/wordml" xmlns:w16cex="http://schemas.microsoft.com/office/word/2018/wordml/cex" xmlns:w16cid="http://schemas.microsoft.com/office/word/2016/wordml/cid" xmlns:w16="http://schemas.microsoft.com/office/word/2018/wordml" xmlns:w16du="http://schemas.microsoft.com/office/word/2023/wordml/word16du" xmlns:w16sdtdh="http://schemas.microsoft.com/office/word/2020/wordml/sdtdatahash" xmlns:w16sdtfl="http://schemas.microsoft.com/office/word/2024/wordml/sdtformatlock" xmlns:w16se="http://schemas.microsoft.com/office/word/2015/wordml/symex" mc:Ignorable="w14 w15 w16se w16cid w16 w16cex w16sdtdh w16sdtfl w16du">
+<w:styles xmlns:mc="http://schemas.openxmlformats.org/markup-compatibility/2006" xmlns:r="http://schemas.openxmlformats.org/officeDocument/2006/relationships" xmlns:w="http://schemas.openxmlformats.org/wordprocessingml/2006/main" xmlns:w14="http://schemas.microsoft.com/office/word/2010/wordml" xmlns:w15="http://schemas.microsoft.com/office/word/2012/wordml" xmlns:w16cex="http://schemas.microsoft.com/office/word/2018/wordml/cex" xmlns:w16cid="http://schemas.microsoft.com/office/word/2016/wordml/cid" xmlns:w16="http://schemas.microsoft.com/office/word/2018/wordml" xmlns:w16du="http://schemas.microsoft.com/office/word/2023/wordml/word16du" xmlns:w16sdtdh="http://schemas.microsoft.com/office/word/2020/wordml/sdtdatahash" xmlns:w16se="http://schemas.microsoft.com/office/word/2015/wordml/symex" mc:Ignorable="w14 w15 w16se w16cid w16 w16cex w16sdtdh w16du">
   <w:docDefaults>
     <w:rPrDefault>
       <w:rPr>
@@ -3814,6 +3968,21 @@
 </file>
 
 <file path=customXml/item1.xml><?xml version="1.0" encoding="utf-8"?>
+<?mso-contentType ?>
+<FormTemplates xmlns="http://schemas.microsoft.com/sharepoint/v3/contenttype/forms">
+  <Display>DocumentLibraryForm</Display>
+  <Edit>DocumentLibraryForm</Edit>
+  <New>DocumentLibraryForm</New>
+</FormTemplates>
+</file>
+
+<file path=customXml/item2.xml><?xml version="1.0" encoding="utf-8"?>
+<p:properties xmlns:p="http://schemas.microsoft.com/office/2006/metadata/properties" xmlns:xsi="http://www.w3.org/2001/XMLSchema-instance" xmlns:pc="http://schemas.microsoft.com/office/infopath/2007/PartnerControls">
+  <documentManagement/>
+</p:properties>
+</file>
+
+<file path=customXml/item3.xml><?xml version="1.0" encoding="utf-8"?>
 <ct:contentTypeSchema xmlns:ct="http://schemas.microsoft.com/office/2006/metadata/contentType" xmlns:ma="http://schemas.microsoft.com/office/2006/metadata/properties/metaAttributes" ct:_="" ma:_="" ma:contentTypeName="Documento" ma:contentTypeID="0x010100D81E70BDF42B174EBC609D2B5359B5D2" ma:contentTypeVersion="4" ma:contentTypeDescription="Crear nuevo documento." ma:contentTypeScope="" ma:versionID="2461c2c885fa73fe1af41445198e3330">
   <xsd:schema xmlns:xsd="http://www.w3.org/2001/XMLSchema" xmlns:xs="http://www.w3.org/2001/XMLSchema" xmlns:p="http://schemas.microsoft.com/office/2006/metadata/properties" xmlns:ns2="a857c093-8c2d-4ae3-8c85-806bcd9ec5ec" targetNamespace="http://schemas.microsoft.com/office/2006/metadata/properties" ma:root="true" ma:fieldsID="a31d02f95695f44649766d3613de645f" ns2:_="">
     <xsd:import namespace="a857c093-8c2d-4ae3-8c85-806bcd9ec5ec"/>
@@ -3957,22 +4126,24 @@
 </ct:contentTypeSchema>
 </file>
 
-<file path=customXml/item2.xml><?xml version="1.0" encoding="utf-8"?>
-<?mso-contentType ?>
-<FormTemplates xmlns="http://schemas.microsoft.com/sharepoint/v3/contenttype/forms">
-  <Display>DocumentLibraryForm</Display>
-  <Edit>DocumentLibraryForm</Edit>
-  <New>DocumentLibraryForm</New>
-</FormTemplates>
+<file path=customXml/itemProps1.xml><?xml version="1.0" encoding="utf-8"?>
+<ds:datastoreItem xmlns:ds="http://schemas.openxmlformats.org/officeDocument/2006/customXml" ds:itemID="{48DBA9B2-3C71-462F-A23B-FB910845749B}">
+  <ds:schemaRefs>
+    <ds:schemaRef ds:uri="http://schemas.microsoft.com/sharepoint/v3/contenttype/forms"/>
+  </ds:schemaRefs>
+</ds:datastoreItem>
 </file>
 
-<file path=customXml/item3.xml><?xml version="1.0" encoding="utf-8"?>
-<p:properties xmlns:p="http://schemas.microsoft.com/office/2006/metadata/properties" xmlns:xsi="http://www.w3.org/2001/XMLSchema-instance" xmlns:pc="http://schemas.microsoft.com/office/infopath/2007/PartnerControls">
-  <documentManagement/>
-</p:properties>
+<file path=customXml/itemProps2.xml><?xml version="1.0" encoding="utf-8"?>
+<ds:datastoreItem xmlns:ds="http://schemas.openxmlformats.org/officeDocument/2006/customXml" ds:itemID="{333018CE-BBD2-49ED-972B-CE6B5B690CD4}">
+  <ds:schemaRefs>
+    <ds:schemaRef ds:uri="http://schemas.microsoft.com/office/2006/metadata/properties"/>
+    <ds:schemaRef ds:uri="http://schemas.microsoft.com/office/infopath/2007/PartnerControls"/>
+  </ds:schemaRefs>
+</ds:datastoreItem>
 </file>
 
-<file path=customXml/itemProps1.xml><?xml version="1.0" encoding="utf-8"?>
+<file path=customXml/itemProps3.xml><?xml version="1.0" encoding="utf-8"?>
 <ds:datastoreItem xmlns:ds="http://schemas.openxmlformats.org/officeDocument/2006/customXml" ds:itemID="{2D6EED8D-1678-4294-BE5D-4C396F81410E}">
   <ds:schemaRefs>
     <ds:schemaRef ds:uri="http://schemas.microsoft.com/office/2006/metadata/contentType"/>
@@ -3988,21 +4159,4 @@
     <ds:schemaRef ds:uri="http://schemas.microsoft.com/internal/obd"/>
   </ds:schemaRefs>
 </ds:datastoreItem>
-</file>
-
-<file path=customXml/itemProps2.xml><?xml version="1.0" encoding="utf-8"?>
-<ds:datastoreItem xmlns:ds="http://schemas.openxmlformats.org/officeDocument/2006/customXml" ds:itemID="{48DBA9B2-3C71-462F-A23B-FB910845749B}">
-  <ds:schemaRefs>
-    <ds:schemaRef ds:uri="http://schemas.microsoft.com/sharepoint/v3/contenttype/forms"/>
-  </ds:schemaRefs>
-</ds:datastoreItem>
-</file>
-
-<file path=customXml/itemProps3.xml><?xml version="1.0" encoding="utf-8"?>
-<ds:datastoreItem xmlns:ds="http://schemas.openxmlformats.org/officeDocument/2006/customXml" ds:itemID="{333018CE-BBD2-49ED-972B-CE6B5B690CD4}">
-  <ds:schemaRefs>
-    <ds:schemaRef ds:uri="http://schemas.microsoft.com/office/2006/metadata/properties"/>
-    <ds:schemaRef ds:uri="http://schemas.microsoft.com/office/infopath/2007/PartnerControls"/>
-  </ds:schemaRefs>
-</ds:datastoreItem>
 </file>